--- a/采购验收单模版.docx
+++ b/采购验收单模版.docx
@@ -55,7 +55,7 @@
     </w:p>
     <w:tbl>
       <w:tblPr>
-        <w:tblStyle w:val="6"/>
+        <w:tblStyle w:val="7"/>
         <w:tblW w:w="0" w:type="auto"/>
         <w:tblInd w:w="0" w:type="dxa"/>
         <w:tblBorders>
@@ -68,7 +68,9 @@
         </w:tblBorders>
         <w:tblLayout w:type="autofit"/>
         <w:tblCellMar>
+          <w:top w:w="0" w:type="dxa"/>
           <w:left w:w="108" w:type="dxa"/>
+          <w:bottom w:w="0" w:type="dxa"/>
           <w:right w:w="108" w:type="dxa"/>
         </w:tblCellMar>
       </w:tblPr>
@@ -88,27 +90,28 @@
           </w:tcPr>
           <w:p>
             <w:pPr>
-              <w:keepNext w:val="0"/>
-              <w:keepLines w:val="0"/>
-              <w:widowControl/>
-              <w:suppressLineNumbers w:val="0"/>
-              <w:jc w:val="left"/>
-              <w:rPr>
-                <w:sz w:val="18"/>
-                <w:szCs w:val="18"/>
-                <w:vertAlign w:val="baseline"/>
-              </w:rPr>
-            </w:pPr>
-            <w:r>
-              <w:rPr>
-                <w:rFonts w:ascii="PingFangSC-Semibold" w:hAnsi="PingFangSC-Semibold" w:eastAsia="PingFangSC-Semibold" w:cs="PingFangSC-Semibold"/>
-                <w:b/>
-                <w:bCs/>
-                <w:color w:val="000000"/>
-                <w:kern w:val="0"/>
-                <w:sz w:val="24"/>
-                <w:szCs w:val="24"/>
-                <w:lang w:val="en-US" w:eastAsia="zh-CN" w:bidi="ar"/>
+              <w:widowControl/>
+              <w:autoSpaceDE w:val="0"/>
+              <w:autoSpaceDN w:val="0"/>
+              <w:contextualSpacing/>
+              <w:jc w:val="center"/>
+              <w:rPr>
+                <w:rFonts w:hint="eastAsia" w:ascii="仿宋" w:hAnsi="仿宋" w:eastAsia="仿宋" w:cs="仿宋"/>
+                <w:b/>
+                <w:bCs/>
+                <w:sz w:val="28"/>
+                <w:szCs w:val="28"/>
+                <w:lang w:val="zh-CN" w:bidi="zh-CN"/>
+              </w:rPr>
+            </w:pPr>
+            <w:r>
+              <w:rPr>
+                <w:rFonts w:hint="eastAsia" w:ascii="仿宋" w:hAnsi="仿宋" w:eastAsia="仿宋" w:cs="仿宋"/>
+                <w:b/>
+                <w:bCs/>
+                <w:sz w:val="28"/>
+                <w:szCs w:val="28"/>
+                <w:lang w:val="en-US" w:eastAsia="zh-CN" w:bidi="zh-CN"/>
               </w:rPr>
               <w:t>序号</w:t>
             </w:r>
@@ -120,53 +123,39 @@
           </w:tcPr>
           <w:p>
             <w:pPr>
-              <w:keepNext w:val="0"/>
-              <w:keepLines w:val="0"/>
-              <w:widowControl/>
-              <w:suppressLineNumbers w:val="0"/>
-              <w:jc w:val="left"/>
-              <w:rPr>
-                <w:sz w:val="18"/>
-                <w:szCs w:val="18"/>
-                <w:vertAlign w:val="baseline"/>
-              </w:rPr>
-            </w:pPr>
-            <w:r>
-              <w:rPr>
-                <w:rFonts w:ascii="PingFangSC-Semibold" w:hAnsi="PingFangSC-Semibold" w:eastAsia="PingFangSC-Semibold" w:cs="PingFangSC-Semibold"/>
-                <w:b/>
-                <w:bCs/>
-                <w:color w:val="000000"/>
-                <w:kern w:val="0"/>
-                <w:sz w:val="24"/>
-                <w:szCs w:val="24"/>
-                <w:lang w:val="en-US" w:eastAsia="zh-CN" w:bidi="ar"/>
-              </w:rPr>
-              <w:t>货物</w:t>
-            </w:r>
-            <w:r>
-              <w:rPr>
-                <w:rFonts w:ascii="Courier Bold" w:hAnsi="Courier Bold" w:eastAsia="Courier Bold" w:cs="Courier Bold"/>
-                <w:b/>
-                <w:bCs/>
-                <w:color w:val="000000"/>
-                <w:kern w:val="0"/>
-                <w:sz w:val="24"/>
-                <w:szCs w:val="24"/>
-                <w:lang w:val="en-US" w:eastAsia="zh-CN" w:bidi="ar"/>
-              </w:rPr>
-              <w:t>/</w:t>
-            </w:r>
-            <w:r>
-              <w:rPr>
-                <w:rFonts w:hint="default" w:ascii="PingFangSC-Semibold" w:hAnsi="PingFangSC-Semibold" w:eastAsia="PingFangSC-Semibold" w:cs="PingFangSC-Semibold"/>
-                <w:b/>
-                <w:bCs/>
-                <w:color w:val="000000"/>
-                <w:kern w:val="0"/>
-                <w:sz w:val="24"/>
-                <w:szCs w:val="24"/>
-                <w:lang w:val="en-US" w:eastAsia="zh-CN" w:bidi="ar"/>
+              <w:widowControl/>
+              <w:autoSpaceDE w:val="0"/>
+              <w:autoSpaceDN w:val="0"/>
+              <w:contextualSpacing/>
+              <w:jc w:val="center"/>
+              <w:rPr>
+                <w:rFonts w:hint="eastAsia" w:ascii="仿宋" w:hAnsi="仿宋" w:eastAsia="仿宋" w:cs="仿宋"/>
+                <w:b/>
+                <w:bCs/>
+                <w:sz w:val="28"/>
+                <w:szCs w:val="28"/>
+                <w:lang w:val="zh-CN" w:bidi="zh-CN"/>
+              </w:rPr>
+            </w:pPr>
+            <w:r>
+              <w:rPr>
+                <w:rFonts w:hint="eastAsia" w:ascii="仿宋" w:hAnsi="仿宋" w:eastAsia="仿宋" w:cs="仿宋"/>
+                <w:b/>
+                <w:bCs/>
+                <w:sz w:val="28"/>
+                <w:szCs w:val="28"/>
+                <w:lang w:val="en-US" w:eastAsia="zh-CN" w:bidi="zh-CN"/>
+              </w:rPr>
+              <w:t>货物/</w:t>
+            </w:r>
+            <w:r>
+              <w:rPr>
+                <w:rFonts w:hint="default" w:ascii="仿宋" w:hAnsi="仿宋" w:eastAsia="仿宋" w:cs="仿宋"/>
+                <w:b/>
+                <w:bCs/>
+                <w:sz w:val="28"/>
+                <w:szCs w:val="28"/>
+                <w:lang w:val="en-US" w:eastAsia="zh-CN" w:bidi="zh-CN"/>
               </w:rPr>
               <w:t>服务名称</w:t>
             </w:r>
@@ -178,23 +167,28 @@
           </w:tcPr>
           <w:p>
             <w:pPr>
-              <w:jc w:val="both"/>
-              <w:rPr>
-                <w:sz w:val="18"/>
-                <w:szCs w:val="18"/>
-                <w:vertAlign w:val="baseline"/>
-              </w:rPr>
-            </w:pPr>
-            <w:r>
-              <w:rPr>
-                <w:rFonts w:hint="default" w:ascii="PingFangSC-Semibold" w:hAnsi="PingFangSC-Semibold" w:eastAsia="PingFangSC-Semibold" w:cs="PingFangSC-Semibold"/>
-                <w:b/>
-                <w:bCs/>
-                <w:color w:val="000000"/>
-                <w:kern w:val="0"/>
-                <w:sz w:val="24"/>
-                <w:szCs w:val="24"/>
-                <w:lang w:val="en-US" w:eastAsia="zh-CN" w:bidi="ar"/>
+              <w:widowControl/>
+              <w:autoSpaceDE w:val="0"/>
+              <w:autoSpaceDN w:val="0"/>
+              <w:contextualSpacing/>
+              <w:jc w:val="center"/>
+              <w:rPr>
+                <w:rFonts w:hint="eastAsia" w:ascii="仿宋" w:hAnsi="仿宋" w:eastAsia="仿宋" w:cs="仿宋"/>
+                <w:b/>
+                <w:bCs/>
+                <w:sz w:val="28"/>
+                <w:szCs w:val="28"/>
+                <w:lang w:val="zh-CN" w:bidi="zh-CN"/>
+              </w:rPr>
+            </w:pPr>
+            <w:r>
+              <w:rPr>
+                <w:rFonts w:hint="default" w:ascii="仿宋" w:hAnsi="仿宋" w:eastAsia="仿宋" w:cs="仿宋"/>
+                <w:b/>
+                <w:bCs/>
+                <w:sz w:val="28"/>
+                <w:szCs w:val="28"/>
+                <w:lang w:val="en-US" w:eastAsia="zh-CN" w:bidi="zh-CN"/>
               </w:rPr>
               <w:t>型号参数</w:t>
             </w:r>
@@ -206,23 +200,28 @@
           </w:tcPr>
           <w:p>
             <w:pPr>
-              <w:jc w:val="both"/>
-              <w:rPr>
-                <w:sz w:val="18"/>
-                <w:szCs w:val="18"/>
-                <w:vertAlign w:val="baseline"/>
-              </w:rPr>
-            </w:pPr>
-            <w:r>
-              <w:rPr>
-                <w:rFonts w:hint="default" w:ascii="PingFangSC-Semibold" w:hAnsi="PingFangSC-Semibold" w:eastAsia="PingFangSC-Semibold" w:cs="PingFangSC-Semibold"/>
-                <w:b/>
-                <w:bCs/>
-                <w:color w:val="000000"/>
-                <w:kern w:val="0"/>
-                <w:sz w:val="24"/>
-                <w:szCs w:val="24"/>
-                <w:lang w:val="en-US" w:eastAsia="zh-CN" w:bidi="ar"/>
+              <w:widowControl/>
+              <w:autoSpaceDE w:val="0"/>
+              <w:autoSpaceDN w:val="0"/>
+              <w:contextualSpacing/>
+              <w:jc w:val="center"/>
+              <w:rPr>
+                <w:rFonts w:hint="eastAsia" w:ascii="仿宋" w:hAnsi="仿宋" w:eastAsia="仿宋" w:cs="仿宋"/>
+                <w:b/>
+                <w:bCs/>
+                <w:sz w:val="28"/>
+                <w:szCs w:val="28"/>
+                <w:lang w:val="zh-CN" w:bidi="zh-CN"/>
+              </w:rPr>
+            </w:pPr>
+            <w:r>
+              <w:rPr>
+                <w:rFonts w:hint="default" w:ascii="仿宋" w:hAnsi="仿宋" w:eastAsia="仿宋" w:cs="仿宋"/>
+                <w:b/>
+                <w:bCs/>
+                <w:sz w:val="28"/>
+                <w:szCs w:val="28"/>
+                <w:lang w:val="en-US" w:eastAsia="zh-CN" w:bidi="zh-CN"/>
               </w:rPr>
               <w:t>送达数量</w:t>
             </w:r>
@@ -234,23 +233,28 @@
           </w:tcPr>
           <w:p>
             <w:pPr>
-              <w:jc w:val="both"/>
-              <w:rPr>
-                <w:sz w:val="18"/>
-                <w:szCs w:val="18"/>
-                <w:vertAlign w:val="baseline"/>
-              </w:rPr>
-            </w:pPr>
-            <w:r>
-              <w:rPr>
-                <w:rFonts w:hint="default" w:ascii="PingFangSC-Semibold" w:hAnsi="PingFangSC-Semibold" w:eastAsia="PingFangSC-Semibold" w:cs="PingFangSC-Semibold"/>
-                <w:b/>
-                <w:bCs/>
-                <w:color w:val="000000"/>
-                <w:kern w:val="0"/>
-                <w:sz w:val="24"/>
-                <w:szCs w:val="24"/>
-                <w:lang w:val="en-US" w:eastAsia="zh-CN" w:bidi="ar"/>
+              <w:widowControl/>
+              <w:autoSpaceDE w:val="0"/>
+              <w:autoSpaceDN w:val="0"/>
+              <w:contextualSpacing/>
+              <w:jc w:val="center"/>
+              <w:rPr>
+                <w:rFonts w:hint="eastAsia" w:ascii="仿宋" w:hAnsi="仿宋" w:eastAsia="仿宋" w:cs="仿宋"/>
+                <w:b/>
+                <w:bCs/>
+                <w:sz w:val="28"/>
+                <w:szCs w:val="28"/>
+                <w:lang w:val="zh-CN" w:bidi="zh-CN"/>
+              </w:rPr>
+            </w:pPr>
+            <w:r>
+              <w:rPr>
+                <w:rFonts w:hint="default" w:ascii="仿宋" w:hAnsi="仿宋" w:eastAsia="仿宋" w:cs="仿宋"/>
+                <w:b/>
+                <w:bCs/>
+                <w:sz w:val="28"/>
+                <w:szCs w:val="28"/>
+                <w:lang w:val="en-US" w:eastAsia="zh-CN" w:bidi="zh-CN"/>
               </w:rPr>
               <w:t>单价</w:t>
             </w:r>
@@ -262,23 +266,28 @@
           </w:tcPr>
           <w:p>
             <w:pPr>
-              <w:jc w:val="both"/>
-              <w:rPr>
-                <w:sz w:val="18"/>
-                <w:szCs w:val="18"/>
-                <w:vertAlign w:val="baseline"/>
-              </w:rPr>
-            </w:pPr>
-            <w:r>
-              <w:rPr>
-                <w:rFonts w:hint="default" w:ascii="PingFangSC-Semibold" w:hAnsi="PingFangSC-Semibold" w:eastAsia="PingFangSC-Semibold" w:cs="PingFangSC-Semibold"/>
-                <w:b/>
-                <w:bCs/>
-                <w:color w:val="000000"/>
-                <w:kern w:val="0"/>
-                <w:sz w:val="24"/>
-                <w:szCs w:val="24"/>
-                <w:lang w:val="en-US" w:eastAsia="zh-CN" w:bidi="ar"/>
+              <w:widowControl/>
+              <w:autoSpaceDE w:val="0"/>
+              <w:autoSpaceDN w:val="0"/>
+              <w:contextualSpacing/>
+              <w:jc w:val="center"/>
+              <w:rPr>
+                <w:rFonts w:hint="eastAsia" w:ascii="仿宋" w:hAnsi="仿宋" w:eastAsia="仿宋" w:cs="仿宋"/>
+                <w:b/>
+                <w:bCs/>
+                <w:sz w:val="28"/>
+                <w:szCs w:val="28"/>
+                <w:lang w:val="zh-CN" w:bidi="zh-CN"/>
+              </w:rPr>
+            </w:pPr>
+            <w:r>
+              <w:rPr>
+                <w:rFonts w:hint="default" w:ascii="仿宋" w:hAnsi="仿宋" w:eastAsia="仿宋" w:cs="仿宋"/>
+                <w:b/>
+                <w:bCs/>
+                <w:sz w:val="28"/>
+                <w:szCs w:val="28"/>
+                <w:lang w:val="en-US" w:eastAsia="zh-CN" w:bidi="zh-CN"/>
               </w:rPr>
               <w:t>金额小计</w:t>
             </w:r>
@@ -290,42 +299,46 @@
           </w:tcPr>
           <w:p>
             <w:pPr>
-              <w:keepNext w:val="0"/>
-              <w:keepLines w:val="0"/>
-              <w:widowControl/>
-              <w:suppressLineNumbers w:val="0"/>
-              <w:jc w:val="left"/>
-              <w:rPr>
-                <w:sz w:val="18"/>
-                <w:szCs w:val="18"/>
-              </w:rPr>
-            </w:pPr>
-            <w:r>
-              <w:rPr>
-                <w:rFonts w:hint="default" w:ascii="PingFangSC-Semibold" w:hAnsi="PingFangSC-Semibold" w:eastAsia="PingFangSC-Semibold" w:cs="PingFangSC-Semibold"/>
-                <w:b/>
-                <w:bCs/>
-                <w:color w:val="000000"/>
-                <w:kern w:val="0"/>
-                <w:sz w:val="24"/>
-                <w:szCs w:val="24"/>
-                <w:lang w:val="en-US" w:eastAsia="zh-CN" w:bidi="ar"/>
+              <w:widowControl/>
+              <w:autoSpaceDE w:val="0"/>
+              <w:autoSpaceDN w:val="0"/>
+              <w:contextualSpacing/>
+              <w:jc w:val="center"/>
+              <w:rPr>
+                <w:rFonts w:hint="eastAsia" w:ascii="仿宋" w:hAnsi="仿宋" w:eastAsia="仿宋" w:cs="仿宋"/>
+                <w:b/>
+                <w:bCs/>
+                <w:sz w:val="28"/>
+                <w:szCs w:val="28"/>
+                <w:lang w:val="zh-CN" w:bidi="zh-CN"/>
+              </w:rPr>
+            </w:pPr>
+            <w:r>
+              <w:rPr>
+                <w:rFonts w:hint="default" w:ascii="仿宋" w:hAnsi="仿宋" w:eastAsia="仿宋" w:cs="仿宋"/>
+                <w:b/>
+                <w:bCs/>
+                <w:sz w:val="28"/>
+                <w:szCs w:val="28"/>
+                <w:lang w:val="en-US" w:eastAsia="zh-CN" w:bidi="zh-CN"/>
               </w:rPr>
               <w:t>其他</w:t>
             </w:r>
           </w:p>
           <w:p>
             <w:pPr>
-              <w:jc w:val="both"/>
-              <w:rPr>
-                <w:rFonts w:hint="default" w:ascii="PingFangSC-Semibold" w:hAnsi="PingFangSC-Semibold" w:eastAsia="PingFangSC-Semibold" w:cs="PingFangSC-Semibold"/>
-                <w:b/>
-                <w:bCs/>
-                <w:color w:val="000000"/>
-                <w:kern w:val="0"/>
-                <w:sz w:val="24"/>
-                <w:szCs w:val="24"/>
-                <w:lang w:val="en-US" w:eastAsia="zh-CN" w:bidi="ar"/>
+              <w:widowControl/>
+              <w:autoSpaceDE w:val="0"/>
+              <w:autoSpaceDN w:val="0"/>
+              <w:contextualSpacing/>
+              <w:jc w:val="center"/>
+              <w:rPr>
+                <w:rFonts w:hint="default" w:ascii="仿宋" w:hAnsi="仿宋" w:eastAsia="仿宋" w:cs="仿宋"/>
+                <w:b/>
+                <w:bCs/>
+                <w:sz w:val="28"/>
+                <w:szCs w:val="28"/>
+                <w:lang w:val="en-US" w:eastAsia="zh-CN" w:bidi="zh-CN"/>
               </w:rPr>
             </w:pPr>
           </w:p>
@@ -341,9 +354,18 @@
           </w:tcPr>
           <w:p>
             <w:pPr>
-              <w:jc w:val="both"/>
-              <w:rPr>
-                <w:vertAlign w:val="baseline"/>
+              <w:widowControl/>
+              <w:autoSpaceDE w:val="0"/>
+              <w:autoSpaceDN w:val="0"/>
+              <w:contextualSpacing/>
+              <w:jc w:val="center"/>
+              <w:rPr>
+                <w:rFonts w:hint="eastAsia" w:ascii="仿宋" w:hAnsi="仿宋" w:eastAsia="仿宋" w:cs="仿宋"/>
+                <w:b/>
+                <w:bCs/>
+                <w:sz w:val="28"/>
+                <w:szCs w:val="28"/>
+                <w:lang w:val="zh-CN" w:bidi="zh-CN"/>
               </w:rPr>
             </w:pPr>
           </w:p>
@@ -354,9 +376,18 @@
           </w:tcPr>
           <w:p>
             <w:pPr>
-              <w:jc w:val="both"/>
-              <w:rPr>
-                <w:vertAlign w:val="baseline"/>
+              <w:widowControl/>
+              <w:autoSpaceDE w:val="0"/>
+              <w:autoSpaceDN w:val="0"/>
+              <w:contextualSpacing/>
+              <w:jc w:val="center"/>
+              <w:rPr>
+                <w:rFonts w:hint="eastAsia" w:ascii="仿宋" w:hAnsi="仿宋" w:eastAsia="仿宋" w:cs="仿宋"/>
+                <w:b/>
+                <w:bCs/>
+                <w:sz w:val="28"/>
+                <w:szCs w:val="28"/>
+                <w:lang w:val="zh-CN" w:bidi="zh-CN"/>
               </w:rPr>
             </w:pPr>
           </w:p>
@@ -367,9 +398,18 @@
           </w:tcPr>
           <w:p>
             <w:pPr>
-              <w:jc w:val="both"/>
-              <w:rPr>
-                <w:vertAlign w:val="baseline"/>
+              <w:widowControl/>
+              <w:autoSpaceDE w:val="0"/>
+              <w:autoSpaceDN w:val="0"/>
+              <w:contextualSpacing/>
+              <w:jc w:val="center"/>
+              <w:rPr>
+                <w:rFonts w:hint="eastAsia" w:ascii="仿宋" w:hAnsi="仿宋" w:eastAsia="仿宋" w:cs="仿宋"/>
+                <w:b/>
+                <w:bCs/>
+                <w:sz w:val="28"/>
+                <w:szCs w:val="28"/>
+                <w:lang w:val="zh-CN" w:bidi="zh-CN"/>
               </w:rPr>
             </w:pPr>
           </w:p>
@@ -380,9 +420,18 @@
           </w:tcPr>
           <w:p>
             <w:pPr>
-              <w:jc w:val="both"/>
-              <w:rPr>
-                <w:vertAlign w:val="baseline"/>
+              <w:widowControl/>
+              <w:autoSpaceDE w:val="0"/>
+              <w:autoSpaceDN w:val="0"/>
+              <w:contextualSpacing/>
+              <w:jc w:val="center"/>
+              <w:rPr>
+                <w:rFonts w:hint="eastAsia" w:ascii="仿宋" w:hAnsi="仿宋" w:eastAsia="仿宋" w:cs="仿宋"/>
+                <w:b/>
+                <w:bCs/>
+                <w:sz w:val="28"/>
+                <w:szCs w:val="28"/>
+                <w:lang w:val="zh-CN" w:bidi="zh-CN"/>
               </w:rPr>
             </w:pPr>
           </w:p>
@@ -393,9 +442,18 @@
           </w:tcPr>
           <w:p>
             <w:pPr>
-              <w:jc w:val="both"/>
-              <w:rPr>
-                <w:vertAlign w:val="baseline"/>
+              <w:widowControl/>
+              <w:autoSpaceDE w:val="0"/>
+              <w:autoSpaceDN w:val="0"/>
+              <w:contextualSpacing/>
+              <w:jc w:val="center"/>
+              <w:rPr>
+                <w:rFonts w:hint="eastAsia" w:ascii="仿宋" w:hAnsi="仿宋" w:eastAsia="仿宋" w:cs="仿宋"/>
+                <w:b/>
+                <w:bCs/>
+                <w:sz w:val="28"/>
+                <w:szCs w:val="28"/>
+                <w:lang w:val="zh-CN" w:bidi="zh-CN"/>
               </w:rPr>
             </w:pPr>
           </w:p>
@@ -406,9 +464,18 @@
           </w:tcPr>
           <w:p>
             <w:pPr>
-              <w:jc w:val="both"/>
-              <w:rPr>
-                <w:vertAlign w:val="baseline"/>
+              <w:widowControl/>
+              <w:autoSpaceDE w:val="0"/>
+              <w:autoSpaceDN w:val="0"/>
+              <w:contextualSpacing/>
+              <w:jc w:val="center"/>
+              <w:rPr>
+                <w:rFonts w:hint="eastAsia" w:ascii="仿宋" w:hAnsi="仿宋" w:eastAsia="仿宋" w:cs="仿宋"/>
+                <w:b/>
+                <w:bCs/>
+                <w:sz w:val="28"/>
+                <w:szCs w:val="28"/>
+                <w:lang w:val="zh-CN" w:bidi="zh-CN"/>
               </w:rPr>
             </w:pPr>
           </w:p>
@@ -419,9 +486,18 @@
           </w:tcPr>
           <w:p>
             <w:pPr>
-              <w:jc w:val="both"/>
-              <w:rPr>
-                <w:vertAlign w:val="baseline"/>
+              <w:widowControl/>
+              <w:autoSpaceDE w:val="0"/>
+              <w:autoSpaceDN w:val="0"/>
+              <w:contextualSpacing/>
+              <w:jc w:val="center"/>
+              <w:rPr>
+                <w:rFonts w:hint="eastAsia" w:ascii="仿宋" w:hAnsi="仿宋" w:eastAsia="仿宋" w:cs="仿宋"/>
+                <w:b/>
+                <w:bCs/>
+                <w:sz w:val="28"/>
+                <w:szCs w:val="28"/>
+                <w:lang w:val="zh-CN" w:bidi="zh-CN"/>
               </w:rPr>
             </w:pPr>
           </w:p>
@@ -437,9 +513,18 @@
           </w:tcPr>
           <w:p>
             <w:pPr>
-              <w:jc w:val="both"/>
-              <w:rPr>
-                <w:vertAlign w:val="baseline"/>
+              <w:widowControl/>
+              <w:autoSpaceDE w:val="0"/>
+              <w:autoSpaceDN w:val="0"/>
+              <w:contextualSpacing/>
+              <w:jc w:val="center"/>
+              <w:rPr>
+                <w:rFonts w:hint="eastAsia" w:ascii="仿宋" w:hAnsi="仿宋" w:eastAsia="仿宋" w:cs="仿宋"/>
+                <w:b/>
+                <w:bCs/>
+                <w:sz w:val="28"/>
+                <w:szCs w:val="28"/>
+                <w:lang w:val="zh-CN" w:bidi="zh-CN"/>
               </w:rPr>
             </w:pPr>
           </w:p>
@@ -450,9 +535,18 @@
           </w:tcPr>
           <w:p>
             <w:pPr>
-              <w:jc w:val="both"/>
-              <w:rPr>
-                <w:vertAlign w:val="baseline"/>
+              <w:widowControl/>
+              <w:autoSpaceDE w:val="0"/>
+              <w:autoSpaceDN w:val="0"/>
+              <w:contextualSpacing/>
+              <w:jc w:val="center"/>
+              <w:rPr>
+                <w:rFonts w:hint="eastAsia" w:ascii="仿宋" w:hAnsi="仿宋" w:eastAsia="仿宋" w:cs="仿宋"/>
+                <w:b/>
+                <w:bCs/>
+                <w:sz w:val="28"/>
+                <w:szCs w:val="28"/>
+                <w:lang w:val="zh-CN" w:bidi="zh-CN"/>
               </w:rPr>
             </w:pPr>
           </w:p>
@@ -463,9 +557,18 @@
           </w:tcPr>
           <w:p>
             <w:pPr>
-              <w:jc w:val="both"/>
-              <w:rPr>
-                <w:vertAlign w:val="baseline"/>
+              <w:widowControl/>
+              <w:autoSpaceDE w:val="0"/>
+              <w:autoSpaceDN w:val="0"/>
+              <w:contextualSpacing/>
+              <w:jc w:val="center"/>
+              <w:rPr>
+                <w:rFonts w:hint="eastAsia" w:ascii="仿宋" w:hAnsi="仿宋" w:eastAsia="仿宋" w:cs="仿宋"/>
+                <w:b/>
+                <w:bCs/>
+                <w:sz w:val="28"/>
+                <w:szCs w:val="28"/>
+                <w:lang w:val="zh-CN" w:bidi="zh-CN"/>
               </w:rPr>
             </w:pPr>
           </w:p>
@@ -476,9 +579,18 @@
           </w:tcPr>
           <w:p>
             <w:pPr>
-              <w:jc w:val="both"/>
-              <w:rPr>
-                <w:vertAlign w:val="baseline"/>
+              <w:widowControl/>
+              <w:autoSpaceDE w:val="0"/>
+              <w:autoSpaceDN w:val="0"/>
+              <w:contextualSpacing/>
+              <w:jc w:val="center"/>
+              <w:rPr>
+                <w:rFonts w:hint="eastAsia" w:ascii="仿宋" w:hAnsi="仿宋" w:eastAsia="仿宋" w:cs="仿宋"/>
+                <w:b/>
+                <w:bCs/>
+                <w:sz w:val="28"/>
+                <w:szCs w:val="28"/>
+                <w:lang w:val="zh-CN" w:bidi="zh-CN"/>
               </w:rPr>
             </w:pPr>
           </w:p>
@@ -489,9 +601,18 @@
           </w:tcPr>
           <w:p>
             <w:pPr>
-              <w:jc w:val="both"/>
-              <w:rPr>
-                <w:vertAlign w:val="baseline"/>
+              <w:widowControl/>
+              <w:autoSpaceDE w:val="0"/>
+              <w:autoSpaceDN w:val="0"/>
+              <w:contextualSpacing/>
+              <w:jc w:val="center"/>
+              <w:rPr>
+                <w:rFonts w:hint="eastAsia" w:ascii="仿宋" w:hAnsi="仿宋" w:eastAsia="仿宋" w:cs="仿宋"/>
+                <w:b/>
+                <w:bCs/>
+                <w:sz w:val="28"/>
+                <w:szCs w:val="28"/>
+                <w:lang w:val="zh-CN" w:bidi="zh-CN"/>
               </w:rPr>
             </w:pPr>
           </w:p>
@@ -502,9 +623,18 @@
           </w:tcPr>
           <w:p>
             <w:pPr>
-              <w:jc w:val="both"/>
-              <w:rPr>
-                <w:vertAlign w:val="baseline"/>
+              <w:widowControl/>
+              <w:autoSpaceDE w:val="0"/>
+              <w:autoSpaceDN w:val="0"/>
+              <w:contextualSpacing/>
+              <w:jc w:val="center"/>
+              <w:rPr>
+                <w:rFonts w:hint="eastAsia" w:ascii="仿宋" w:hAnsi="仿宋" w:eastAsia="仿宋" w:cs="仿宋"/>
+                <w:b/>
+                <w:bCs/>
+                <w:sz w:val="28"/>
+                <w:szCs w:val="28"/>
+                <w:lang w:val="zh-CN" w:bidi="zh-CN"/>
               </w:rPr>
             </w:pPr>
           </w:p>
@@ -515,9 +645,18 @@
           </w:tcPr>
           <w:p>
             <w:pPr>
-              <w:jc w:val="both"/>
-              <w:rPr>
-                <w:vertAlign w:val="baseline"/>
+              <w:widowControl/>
+              <w:autoSpaceDE w:val="0"/>
+              <w:autoSpaceDN w:val="0"/>
+              <w:contextualSpacing/>
+              <w:jc w:val="center"/>
+              <w:rPr>
+                <w:rFonts w:hint="eastAsia" w:ascii="仿宋" w:hAnsi="仿宋" w:eastAsia="仿宋" w:cs="仿宋"/>
+                <w:b/>
+                <w:bCs/>
+                <w:sz w:val="28"/>
+                <w:szCs w:val="28"/>
+                <w:lang w:val="zh-CN" w:bidi="zh-CN"/>
               </w:rPr>
             </w:pPr>
           </w:p>
@@ -533,9 +672,18 @@
           </w:tcPr>
           <w:p>
             <w:pPr>
-              <w:jc w:val="both"/>
-              <w:rPr>
-                <w:vertAlign w:val="baseline"/>
+              <w:widowControl/>
+              <w:autoSpaceDE w:val="0"/>
+              <w:autoSpaceDN w:val="0"/>
+              <w:contextualSpacing/>
+              <w:jc w:val="center"/>
+              <w:rPr>
+                <w:rFonts w:hint="eastAsia" w:ascii="仿宋" w:hAnsi="仿宋" w:eastAsia="仿宋" w:cs="仿宋"/>
+                <w:b/>
+                <w:bCs/>
+                <w:sz w:val="28"/>
+                <w:szCs w:val="28"/>
+                <w:lang w:val="zh-CN" w:bidi="zh-CN"/>
               </w:rPr>
             </w:pPr>
           </w:p>
@@ -546,9 +694,18 @@
           </w:tcPr>
           <w:p>
             <w:pPr>
-              <w:jc w:val="both"/>
-              <w:rPr>
-                <w:vertAlign w:val="baseline"/>
+              <w:widowControl/>
+              <w:autoSpaceDE w:val="0"/>
+              <w:autoSpaceDN w:val="0"/>
+              <w:contextualSpacing/>
+              <w:jc w:val="center"/>
+              <w:rPr>
+                <w:rFonts w:hint="eastAsia" w:ascii="仿宋" w:hAnsi="仿宋" w:eastAsia="仿宋" w:cs="仿宋"/>
+                <w:b/>
+                <w:bCs/>
+                <w:sz w:val="28"/>
+                <w:szCs w:val="28"/>
+                <w:lang w:val="zh-CN" w:bidi="zh-CN"/>
               </w:rPr>
             </w:pPr>
           </w:p>
@@ -559,9 +716,18 @@
           </w:tcPr>
           <w:p>
             <w:pPr>
-              <w:jc w:val="both"/>
-              <w:rPr>
-                <w:vertAlign w:val="baseline"/>
+              <w:widowControl/>
+              <w:autoSpaceDE w:val="0"/>
+              <w:autoSpaceDN w:val="0"/>
+              <w:contextualSpacing/>
+              <w:jc w:val="center"/>
+              <w:rPr>
+                <w:rFonts w:hint="eastAsia" w:ascii="仿宋" w:hAnsi="仿宋" w:eastAsia="仿宋" w:cs="仿宋"/>
+                <w:b/>
+                <w:bCs/>
+                <w:sz w:val="28"/>
+                <w:szCs w:val="28"/>
+                <w:lang w:val="zh-CN" w:bidi="zh-CN"/>
               </w:rPr>
             </w:pPr>
           </w:p>
@@ -572,9 +738,18 @@
           </w:tcPr>
           <w:p>
             <w:pPr>
-              <w:jc w:val="both"/>
-              <w:rPr>
-                <w:vertAlign w:val="baseline"/>
+              <w:widowControl/>
+              <w:autoSpaceDE w:val="0"/>
+              <w:autoSpaceDN w:val="0"/>
+              <w:contextualSpacing/>
+              <w:jc w:val="center"/>
+              <w:rPr>
+                <w:rFonts w:hint="eastAsia" w:ascii="仿宋" w:hAnsi="仿宋" w:eastAsia="仿宋" w:cs="仿宋"/>
+                <w:b/>
+                <w:bCs/>
+                <w:sz w:val="28"/>
+                <w:szCs w:val="28"/>
+                <w:lang w:val="zh-CN" w:bidi="zh-CN"/>
               </w:rPr>
             </w:pPr>
           </w:p>
@@ -585,9 +760,18 @@
           </w:tcPr>
           <w:p>
             <w:pPr>
-              <w:jc w:val="both"/>
-              <w:rPr>
-                <w:vertAlign w:val="baseline"/>
+              <w:widowControl/>
+              <w:autoSpaceDE w:val="0"/>
+              <w:autoSpaceDN w:val="0"/>
+              <w:contextualSpacing/>
+              <w:jc w:val="center"/>
+              <w:rPr>
+                <w:rFonts w:hint="eastAsia" w:ascii="仿宋" w:hAnsi="仿宋" w:eastAsia="仿宋" w:cs="仿宋"/>
+                <w:b/>
+                <w:bCs/>
+                <w:sz w:val="28"/>
+                <w:szCs w:val="28"/>
+                <w:lang w:val="zh-CN" w:bidi="zh-CN"/>
               </w:rPr>
             </w:pPr>
           </w:p>
@@ -598,9 +782,18 @@
           </w:tcPr>
           <w:p>
             <w:pPr>
-              <w:jc w:val="both"/>
-              <w:rPr>
-                <w:vertAlign w:val="baseline"/>
+              <w:widowControl/>
+              <w:autoSpaceDE w:val="0"/>
+              <w:autoSpaceDN w:val="0"/>
+              <w:contextualSpacing/>
+              <w:jc w:val="center"/>
+              <w:rPr>
+                <w:rFonts w:hint="eastAsia" w:ascii="仿宋" w:hAnsi="仿宋" w:eastAsia="仿宋" w:cs="仿宋"/>
+                <w:b/>
+                <w:bCs/>
+                <w:sz w:val="28"/>
+                <w:szCs w:val="28"/>
+                <w:lang w:val="zh-CN" w:bidi="zh-CN"/>
               </w:rPr>
             </w:pPr>
           </w:p>
@@ -611,9 +804,18 @@
           </w:tcPr>
           <w:p>
             <w:pPr>
-              <w:jc w:val="both"/>
-              <w:rPr>
-                <w:vertAlign w:val="baseline"/>
+              <w:widowControl/>
+              <w:autoSpaceDE w:val="0"/>
+              <w:autoSpaceDN w:val="0"/>
+              <w:contextualSpacing/>
+              <w:jc w:val="center"/>
+              <w:rPr>
+                <w:rFonts w:hint="eastAsia" w:ascii="仿宋" w:hAnsi="仿宋" w:eastAsia="仿宋" w:cs="仿宋"/>
+                <w:b/>
+                <w:bCs/>
+                <w:sz w:val="28"/>
+                <w:szCs w:val="28"/>
+                <w:lang w:val="zh-CN" w:bidi="zh-CN"/>
               </w:rPr>
             </w:pPr>
           </w:p>
@@ -627,33 +829,46 @@
           </w:tcPr>
           <w:p>
             <w:pPr>
-              <w:keepNext w:val="0"/>
-              <w:keepLines w:val="0"/>
-              <w:widowControl/>
-              <w:suppressLineNumbers w:val="0"/>
-              <w:jc w:val="left"/>
-              <w:rPr>
-                <w:sz w:val="18"/>
-                <w:szCs w:val="18"/>
-              </w:rPr>
-            </w:pPr>
-            <w:r>
-              <w:rPr>
-                <w:rFonts w:ascii="PingFangSC-Regular" w:hAnsi="PingFangSC-Regular" w:eastAsia="PingFangSC-Regular" w:cs="PingFangSC-Regular"/>
-                <w:color w:val="000000"/>
-                <w:kern w:val="0"/>
-                <w:sz w:val="24"/>
-                <w:szCs w:val="24"/>
-                <w:lang w:val="en-US" w:eastAsia="zh-CN" w:bidi="ar"/>
+              <w:widowControl/>
+              <w:autoSpaceDE w:val="0"/>
+              <w:autoSpaceDN w:val="0"/>
+              <w:contextualSpacing/>
+              <w:jc w:val="center"/>
+              <w:rPr>
+                <w:rFonts w:hint="eastAsia" w:ascii="仿宋" w:hAnsi="仿宋" w:eastAsia="仿宋" w:cs="仿宋"/>
+                <w:b/>
+                <w:bCs/>
+                <w:sz w:val="28"/>
+                <w:szCs w:val="28"/>
+                <w:lang w:val="zh-CN" w:bidi="zh-CN"/>
+              </w:rPr>
+            </w:pPr>
+            <w:r>
+              <w:rPr>
+                <w:rFonts w:hint="eastAsia" w:ascii="仿宋" w:hAnsi="仿宋" w:eastAsia="仿宋" w:cs="仿宋"/>
+                <w:b/>
+                <w:bCs/>
+                <w:sz w:val="28"/>
+                <w:szCs w:val="28"/>
+                <w:lang w:val="en-US" w:eastAsia="zh-CN" w:bidi="zh-CN"/>
               </w:rPr>
               <w:t>金额合计</w:t>
             </w:r>
           </w:p>
           <w:p>
             <w:pPr>
-              <w:jc w:val="right"/>
-              <w:rPr>
-                <w:vertAlign w:val="baseline"/>
+              <w:widowControl/>
+              <w:autoSpaceDE w:val="0"/>
+              <w:autoSpaceDN w:val="0"/>
+              <w:contextualSpacing/>
+              <w:jc w:val="center"/>
+              <w:rPr>
+                <w:rFonts w:hint="eastAsia" w:ascii="仿宋" w:hAnsi="仿宋" w:eastAsia="仿宋" w:cs="仿宋"/>
+                <w:b/>
+                <w:bCs/>
+                <w:sz w:val="28"/>
+                <w:szCs w:val="28"/>
+                <w:lang w:val="zh-CN" w:bidi="zh-CN"/>
               </w:rPr>
             </w:pPr>
           </w:p>
@@ -665,48 +880,46 @@
           </w:tcPr>
           <w:p>
             <w:pPr>
-              <w:keepNext w:val="0"/>
-              <w:keepLines w:val="0"/>
-              <w:widowControl/>
-              <w:suppressLineNumbers w:val="0"/>
-              <w:jc w:val="left"/>
-              <w:rPr>
-                <w:rFonts w:hint="default" w:ascii="PingFangSC-Regular" w:hAnsi="PingFangSC-Regular" w:eastAsia="PingFangSC-Regular" w:cs="PingFangSC-Regular"/>
-                <w:color w:val="000000"/>
-                <w:kern w:val="0"/>
-                <w:sz w:val="24"/>
-                <w:szCs w:val="24"/>
-                <w:lang w:val="en-US" w:eastAsia="zh-CN" w:bidi="ar"/>
-              </w:rPr>
-            </w:pPr>
-            <w:r>
-              <w:rPr>
-                <w:rFonts w:ascii="PingFangSC-Regular" w:hAnsi="PingFangSC-Regular" w:eastAsia="PingFangSC-Regular" w:cs="PingFangSC-Regular"/>
-                <w:color w:val="000000"/>
-                <w:kern w:val="0"/>
-                <w:sz w:val="24"/>
-                <w:szCs w:val="24"/>
-                <w:lang w:val="en-US" w:eastAsia="zh-CN" w:bidi="ar"/>
-              </w:rPr>
-              <w:t xml:space="preserve">RMB </w:t>
-            </w:r>
-            <w:r>
-              <w:rPr>
-                <w:rFonts w:hint="eastAsia" w:ascii="PingFangSC-Regular" w:hAnsi="PingFangSC-Regular" w:eastAsia="PingFangSC-Regular" w:cs="PingFangSC-Regular"/>
-                <w:color w:val="000000"/>
-                <w:kern w:val="0"/>
-                <w:sz w:val="24"/>
-                <w:szCs w:val="24"/>
-                <w:lang w:val="en-US" w:eastAsia="zh-CN" w:bidi="ar"/>
-              </w:rPr>
-              <w:t>XXX</w:t>
-            </w:r>
-          </w:p>
-          <w:p>
-            <w:pPr>
-              <w:jc w:val="both"/>
-              <w:rPr>
-                <w:vertAlign w:val="baseline"/>
+              <w:widowControl/>
+              <w:autoSpaceDE w:val="0"/>
+              <w:autoSpaceDN w:val="0"/>
+              <w:contextualSpacing/>
+              <w:jc w:val="center"/>
+              <w:rPr>
+                <w:rFonts w:hint="default" w:ascii="仿宋" w:hAnsi="仿宋" w:eastAsia="仿宋" w:cs="仿宋"/>
+                <w:b/>
+                <w:bCs/>
+                <w:sz w:val="28"/>
+                <w:szCs w:val="28"/>
+                <w:lang w:val="en-US" w:eastAsia="zh-CN" w:bidi="zh-CN"/>
+              </w:rPr>
+            </w:pPr>
+            <w:r>
+              <w:rPr>
+                <w:rFonts w:hint="eastAsia" w:ascii="仿宋" w:hAnsi="仿宋" w:eastAsia="仿宋" w:cs="仿宋"/>
+                <w:b/>
+                <w:bCs/>
+                <w:sz w:val="28"/>
+                <w:szCs w:val="28"/>
+                <w:lang w:val="en-US" w:eastAsia="zh-CN" w:bidi="zh-CN"/>
+              </w:rPr>
+              <w:t>RMB XXX</w:t>
+            </w:r>
+          </w:p>
+          <w:p>
+            <w:pPr>
+              <w:widowControl/>
+              <w:autoSpaceDE w:val="0"/>
+              <w:autoSpaceDN w:val="0"/>
+              <w:contextualSpacing/>
+              <w:jc w:val="center"/>
+              <w:rPr>
+                <w:rFonts w:hint="eastAsia" w:ascii="仿宋" w:hAnsi="仿宋" w:eastAsia="仿宋" w:cs="仿宋"/>
+                <w:b/>
+                <w:bCs/>
+                <w:sz w:val="28"/>
+                <w:szCs w:val="28"/>
+                <w:lang w:val="zh-CN" w:bidi="zh-CN"/>
               </w:rPr>
             </w:pPr>
           </w:p>
@@ -720,37 +933,50 @@
           </w:tcPr>
           <w:p>
             <w:pPr>
-              <w:keepNext w:val="0"/>
-              <w:keepLines w:val="0"/>
-              <w:widowControl/>
-              <w:suppressLineNumbers w:val="0"/>
-              <w:jc w:val="left"/>
-              <w:rPr>
-                <w:rFonts w:ascii="PingFangSC-Regular" w:hAnsi="PingFangSC-Regular" w:eastAsia="PingFangSC-Regular" w:cs="PingFangSC-Regular"/>
-                <w:color w:val="000000"/>
-                <w:kern w:val="0"/>
-                <w:sz w:val="24"/>
-                <w:szCs w:val="24"/>
-                <w:lang w:val="en-US" w:eastAsia="zh-CN" w:bidi="ar"/>
-              </w:rPr>
-            </w:pPr>
-            <w:r>
-              <w:rPr>
-                <w:rFonts w:ascii="PingFangSC-Regular" w:hAnsi="PingFangSC-Regular" w:eastAsia="PingFangSC-Regular" w:cs="PingFangSC-Regular"/>
-                <w:color w:val="000000"/>
-                <w:kern w:val="0"/>
-                <w:sz w:val="24"/>
-                <w:szCs w:val="24"/>
-                <w:lang w:val="en-US" w:eastAsia="zh-CN" w:bidi="ar"/>
+              <w:widowControl/>
+              <w:autoSpaceDE w:val="0"/>
+              <w:autoSpaceDN w:val="0"/>
+              <w:contextualSpacing/>
+              <w:jc w:val="center"/>
+              <w:rPr>
+                <w:rFonts w:hint="eastAsia" w:ascii="仿宋" w:hAnsi="仿宋" w:eastAsia="仿宋" w:cs="仿宋"/>
+                <w:b/>
+                <w:bCs/>
+                <w:sz w:val="28"/>
+                <w:szCs w:val="28"/>
+                <w:lang w:val="zh-CN" w:bidi="zh-CN"/>
+              </w:rPr>
+            </w:pPr>
+            <w:r>
+              <w:rPr>
+                <w:rFonts w:hint="eastAsia" w:ascii="仿宋" w:hAnsi="仿宋" w:eastAsia="仿宋" w:cs="仿宋"/>
+                <w:b/>
+                <w:bCs/>
+                <w:sz w:val="28"/>
+                <w:szCs w:val="28"/>
+                <w:lang w:val="zh-CN" w:bidi="zh-CN"/>
               </w:rPr>
               <w:t>验收照片</w:t>
             </w:r>
           </w:p>
-          <w:p>
-            <w:pPr>
-              <w:jc w:val="center"/>
-              <w:rPr>
-                <w:vertAlign w:val="baseline"/>
+        </w:tc>
+      </w:tr>
+      <w:tr>
+        <w:tc>
+          <w:tcPr>
+            <w:tcW w:w="8519" w:type="dxa"/>
+            <w:gridSpan w:val="7"/>
+          </w:tcPr>
+          <w:p>
+            <w:pPr>
+              <w:widowControl w:val="0"/>
+              <w:jc w:val="center"/>
+              <w:rPr>
+                <w:rFonts w:hint="eastAsia"/>
+                <w:b/>
+                <w:bCs/>
+                <w:sz w:val="28"/>
+                <w:szCs w:val="28"/>
               </w:rPr>
             </w:pPr>
           </w:p>
@@ -767,31 +993,46 @@
           </w:tcPr>
           <w:p>
             <w:pPr>
-              <w:keepNext w:val="0"/>
-              <w:keepLines w:val="0"/>
-              <w:widowControl/>
-              <w:suppressLineNumbers w:val="0"/>
-              <w:jc w:val="center"/>
-            </w:pPr>
-            <w:r>
-              <w:rPr>
-                <w:rFonts w:ascii="PingFangSC-Semibold" w:hAnsi="PingFangSC-Semibold" w:eastAsia="PingFangSC-Semibold" w:cs="PingFangSC-Semibold"/>
-                <w:b/>
-                <w:bCs/>
-                <w:color w:val="000000"/>
-                <w:kern w:val="0"/>
-                <w:sz w:val="28"/>
-                <w:szCs w:val="28"/>
-                <w:lang w:val="en-US" w:eastAsia="zh-CN" w:bidi="ar"/>
+              <w:widowControl/>
+              <w:autoSpaceDE w:val="0"/>
+              <w:autoSpaceDN w:val="0"/>
+              <w:contextualSpacing/>
+              <w:jc w:val="center"/>
+              <w:rPr>
+                <w:rFonts w:hint="eastAsia" w:ascii="仿宋" w:hAnsi="仿宋" w:eastAsia="仿宋" w:cs="仿宋"/>
+                <w:b/>
+                <w:bCs/>
+                <w:sz w:val="28"/>
+                <w:szCs w:val="28"/>
+                <w:lang w:val="zh-CN" w:bidi="zh-CN"/>
+              </w:rPr>
+            </w:pPr>
+            <w:r>
+              <w:rPr>
+                <w:rFonts w:hint="eastAsia" w:ascii="仿宋" w:hAnsi="仿宋" w:eastAsia="仿宋" w:cs="仿宋"/>
+                <w:b/>
+                <w:bCs/>
+                <w:sz w:val="28"/>
+                <w:szCs w:val="28"/>
+                <w:lang w:val="en-US" w:eastAsia="zh-CN" w:bidi="zh-CN"/>
               </w:rPr>
               <w:t>验收内容</w:t>
             </w:r>
           </w:p>
           <w:p>
             <w:pPr>
-              <w:jc w:val="center"/>
-              <w:rPr>
-                <w:vertAlign w:val="baseline"/>
+              <w:widowControl/>
+              <w:autoSpaceDE w:val="0"/>
+              <w:autoSpaceDN w:val="0"/>
+              <w:contextualSpacing/>
+              <w:jc w:val="center"/>
+              <w:rPr>
+                <w:rFonts w:hint="eastAsia" w:ascii="仿宋" w:hAnsi="仿宋" w:eastAsia="仿宋" w:cs="仿宋"/>
+                <w:b/>
+                <w:bCs/>
+                <w:sz w:val="28"/>
+                <w:szCs w:val="28"/>
+                <w:lang w:val="zh-CN" w:bidi="zh-CN"/>
               </w:rPr>
             </w:pPr>
           </w:p>
@@ -860,6 +1101,7 @@
           </w:p>
           <w:p>
             <w:pPr>
+              <w:widowControl w:val="0"/>
               <w:jc w:val="center"/>
               <w:rPr>
                 <w:vertAlign w:val="baseline"/>
@@ -879,31 +1121,46 @@
           </w:tcPr>
           <w:p>
             <w:pPr>
-              <w:keepNext w:val="0"/>
-              <w:keepLines w:val="0"/>
-              <w:widowControl/>
-              <w:suppressLineNumbers w:val="0"/>
-              <w:jc w:val="center"/>
-            </w:pPr>
-            <w:r>
-              <w:rPr>
-                <w:rFonts w:hint="default" w:ascii="PingFangSC-Semibold" w:hAnsi="PingFangSC-Semibold" w:eastAsia="PingFangSC-Semibold" w:cs="PingFangSC-Semibold"/>
-                <w:b/>
-                <w:bCs/>
-                <w:color w:val="000000"/>
-                <w:kern w:val="0"/>
-                <w:sz w:val="28"/>
-                <w:szCs w:val="28"/>
-                <w:lang w:val="en-US" w:eastAsia="zh-CN" w:bidi="ar"/>
+              <w:widowControl/>
+              <w:autoSpaceDE w:val="0"/>
+              <w:autoSpaceDN w:val="0"/>
+              <w:contextualSpacing/>
+              <w:jc w:val="center"/>
+              <w:rPr>
+                <w:rFonts w:hint="eastAsia" w:ascii="仿宋" w:hAnsi="仿宋" w:eastAsia="仿宋" w:cs="仿宋"/>
+                <w:b/>
+                <w:bCs/>
+                <w:sz w:val="28"/>
+                <w:szCs w:val="28"/>
+                <w:lang w:val="zh-CN" w:bidi="zh-CN"/>
+              </w:rPr>
+            </w:pPr>
+            <w:r>
+              <w:rPr>
+                <w:rFonts w:hint="default" w:ascii="仿宋" w:hAnsi="仿宋" w:eastAsia="仿宋" w:cs="仿宋"/>
+                <w:b/>
+                <w:bCs/>
+                <w:sz w:val="28"/>
+                <w:szCs w:val="28"/>
+                <w:lang w:val="en-US" w:eastAsia="zh-CN" w:bidi="zh-CN"/>
               </w:rPr>
               <w:t>验收时间</w:t>
             </w:r>
           </w:p>
           <w:p>
             <w:pPr>
-              <w:jc w:val="center"/>
-              <w:rPr>
-                <w:vertAlign w:val="baseline"/>
+              <w:widowControl/>
+              <w:autoSpaceDE w:val="0"/>
+              <w:autoSpaceDN w:val="0"/>
+              <w:contextualSpacing/>
+              <w:jc w:val="center"/>
+              <w:rPr>
+                <w:rFonts w:hint="eastAsia" w:ascii="仿宋" w:hAnsi="仿宋" w:eastAsia="仿宋" w:cs="仿宋"/>
+                <w:b/>
+                <w:bCs/>
+                <w:sz w:val="28"/>
+                <w:szCs w:val="28"/>
+                <w:lang w:val="zh-CN" w:bidi="zh-CN"/>
               </w:rPr>
             </w:pPr>
           </w:p>
@@ -992,6 +1249,7 @@
           </w:p>
           <w:p>
             <w:pPr>
+              <w:widowControl w:val="0"/>
               <w:jc w:val="center"/>
               <w:rPr>
                 <w:rFonts w:hint="eastAsia" w:eastAsiaTheme="minorEastAsia"/>
@@ -1034,45 +1292,42 @@
           <w:tcPr>
             <w:tcW w:w="2611" w:type="dxa"/>
             <w:gridSpan w:val="2"/>
-          </w:tcPr>
-          <w:p>
-            <w:pPr>
-              <w:keepNext w:val="0"/>
-              <w:keepLines w:val="0"/>
-              <w:widowControl/>
-              <w:suppressLineNumbers w:val="0"/>
-              <w:jc w:val="center"/>
-              <w:rPr>
-                <w:rFonts w:hint="default" w:ascii="PingFangSC-Semibold" w:hAnsi="PingFangSC-Semibold" w:eastAsia="PingFangSC-Semibold" w:cs="PingFangSC-Semibold"/>
-                <w:b/>
-                <w:bCs/>
-                <w:color w:val="000000"/>
-                <w:kern w:val="0"/>
-                <w:sz w:val="28"/>
-                <w:szCs w:val="28"/>
-                <w:lang w:val="en-US" w:eastAsia="zh-CN" w:bidi="ar"/>
-              </w:rPr>
-            </w:pPr>
-            <w:r>
-              <w:rPr>
-                <w:rFonts w:hint="default" w:ascii="PingFangSC-Semibold" w:hAnsi="PingFangSC-Semibold" w:eastAsia="PingFangSC-Semibold" w:cs="PingFangSC-Semibold"/>
-                <w:b/>
-                <w:bCs/>
-                <w:color w:val="000000"/>
-                <w:kern w:val="0"/>
-                <w:sz w:val="28"/>
-                <w:szCs w:val="28"/>
-                <w:lang w:val="en-US" w:eastAsia="zh-CN" w:bidi="ar"/>
+            <w:vAlign w:val="center"/>
+          </w:tcPr>
+          <w:p>
+            <w:pPr>
+              <w:widowControl/>
+              <w:autoSpaceDE w:val="0"/>
+              <w:autoSpaceDN w:val="0"/>
+              <w:contextualSpacing/>
+              <w:jc w:val="center"/>
+              <w:rPr>
+                <w:rFonts w:hint="eastAsia" w:ascii="仿宋" w:hAnsi="仿宋" w:eastAsia="仿宋" w:cs="仿宋"/>
+                <w:b/>
+                <w:bCs/>
+                <w:sz w:val="28"/>
+                <w:szCs w:val="28"/>
+                <w:lang w:val="zh-CN" w:bidi="zh-CN"/>
+              </w:rPr>
+            </w:pPr>
+            <w:r>
+              <w:rPr>
+                <w:rFonts w:hint="eastAsia" w:ascii="仿宋" w:hAnsi="仿宋" w:eastAsia="仿宋" w:cs="仿宋"/>
+                <w:b/>
+                <w:bCs/>
+                <w:sz w:val="28"/>
+                <w:szCs w:val="28"/>
+                <w:lang w:val="zh-CN" w:bidi="zh-CN"/>
               </w:rPr>
               <w:t>团队经办人</w:t>
             </w:r>
           </w:p>
           <w:p>
             <w:pPr>
-              <w:keepNext w:val="0"/>
-              <w:keepLines w:val="0"/>
-              <w:widowControl/>
-              <w:suppressLineNumbers w:val="0"/>
+              <w:widowControl/>
+              <w:autoSpaceDE w:val="0"/>
+              <w:autoSpaceDN w:val="0"/>
+              <w:contextualSpacing/>
               <w:jc w:val="center"/>
               <w:rPr>
                 <w:vertAlign w:val="baseline"/>
@@ -1080,14 +1335,12 @@
             </w:pPr>
             <w:r>
               <w:rPr>
-                <w:rFonts w:hint="default" w:ascii="PingFangSC-Semibold" w:hAnsi="PingFangSC-Semibold" w:eastAsia="PingFangSC-Semibold" w:cs="PingFangSC-Semibold"/>
-                <w:b/>
-                <w:bCs/>
-                <w:color w:val="000000"/>
-                <w:kern w:val="0"/>
-                <w:sz w:val="28"/>
-                <w:szCs w:val="28"/>
-                <w:lang w:val="en-US" w:eastAsia="zh-CN" w:bidi="ar"/>
+                <w:rFonts w:hint="eastAsia" w:ascii="仿宋" w:hAnsi="仿宋" w:eastAsia="仿宋" w:cs="仿宋"/>
+                <w:b/>
+                <w:bCs/>
+                <w:sz w:val="28"/>
+                <w:szCs w:val="28"/>
+                <w:lang w:val="zh-CN" w:bidi="zh-CN"/>
               </w:rPr>
               <w:t>签字确认</w:t>
             </w:r>
@@ -1097,9 +1350,12 @@
           <w:tcPr>
             <w:tcW w:w="5908" w:type="dxa"/>
             <w:gridSpan w:val="5"/>
-          </w:tcPr>
-          <w:p>
-            <w:pPr>
+            <w:vAlign w:val="center"/>
+          </w:tcPr>
+          <w:p>
+            <w:pPr>
+              <w:widowControl/>
+              <w:contextualSpacing/>
               <w:jc w:val="center"/>
               <w:rPr>
                 <w:vertAlign w:val="baseline"/>
@@ -1116,45 +1372,42 @@
           <w:tcPr>
             <w:tcW w:w="2611" w:type="dxa"/>
             <w:gridSpan w:val="2"/>
-          </w:tcPr>
-          <w:p>
-            <w:pPr>
-              <w:keepNext w:val="0"/>
-              <w:keepLines w:val="0"/>
-              <w:widowControl/>
-              <w:suppressLineNumbers w:val="0"/>
-              <w:jc w:val="center"/>
-              <w:rPr>
-                <w:rFonts w:hint="default" w:ascii="PingFangSC-Semibold" w:hAnsi="PingFangSC-Semibold" w:eastAsia="PingFangSC-Semibold" w:cs="PingFangSC-Semibold"/>
-                <w:b/>
-                <w:bCs/>
-                <w:color w:val="000000"/>
-                <w:kern w:val="0"/>
-                <w:sz w:val="28"/>
-                <w:szCs w:val="28"/>
-                <w:lang w:val="en-US" w:eastAsia="zh-CN" w:bidi="ar"/>
-              </w:rPr>
-            </w:pPr>
-            <w:r>
-              <w:rPr>
-                <w:rFonts w:hint="default" w:ascii="PingFangSC-Semibold" w:hAnsi="PingFangSC-Semibold" w:eastAsia="PingFangSC-Semibold" w:cs="PingFangSC-Semibold"/>
-                <w:b/>
-                <w:bCs/>
-                <w:color w:val="000000"/>
-                <w:kern w:val="0"/>
-                <w:sz w:val="28"/>
-                <w:szCs w:val="28"/>
-                <w:lang w:val="en-US" w:eastAsia="zh-CN" w:bidi="ar"/>
+            <w:vAlign w:val="center"/>
+          </w:tcPr>
+          <w:p>
+            <w:pPr>
+              <w:widowControl/>
+              <w:autoSpaceDE w:val="0"/>
+              <w:autoSpaceDN w:val="0"/>
+              <w:contextualSpacing/>
+              <w:jc w:val="center"/>
+              <w:rPr>
+                <w:rFonts w:hint="eastAsia" w:ascii="仿宋" w:hAnsi="仿宋" w:eastAsia="仿宋" w:cs="仿宋"/>
+                <w:b/>
+                <w:bCs/>
+                <w:sz w:val="28"/>
+                <w:szCs w:val="28"/>
+                <w:lang w:val="zh-CN" w:bidi="zh-CN"/>
+              </w:rPr>
+            </w:pPr>
+            <w:r>
+              <w:rPr>
+                <w:rFonts w:hint="eastAsia" w:ascii="仿宋" w:hAnsi="仿宋" w:eastAsia="仿宋" w:cs="仿宋"/>
+                <w:b/>
+                <w:bCs/>
+                <w:sz w:val="28"/>
+                <w:szCs w:val="28"/>
+                <w:lang w:val="zh-CN" w:bidi="zh-CN"/>
               </w:rPr>
               <w:t>辅导老师</w:t>
             </w:r>
           </w:p>
           <w:p>
             <w:pPr>
-              <w:keepNext w:val="0"/>
-              <w:keepLines w:val="0"/>
-              <w:widowControl/>
-              <w:suppressLineNumbers w:val="0"/>
+              <w:widowControl/>
+              <w:autoSpaceDE w:val="0"/>
+              <w:autoSpaceDN w:val="0"/>
+              <w:contextualSpacing/>
               <w:jc w:val="center"/>
               <w:rPr>
                 <w:vertAlign w:val="baseline"/>
@@ -1162,14 +1415,12 @@
             </w:pPr>
             <w:r>
               <w:rPr>
-                <w:rFonts w:hint="default" w:ascii="PingFangSC-Semibold" w:hAnsi="PingFangSC-Semibold" w:eastAsia="PingFangSC-Semibold" w:cs="PingFangSC-Semibold"/>
-                <w:b/>
-                <w:bCs/>
-                <w:color w:val="000000"/>
-                <w:kern w:val="0"/>
-                <w:sz w:val="28"/>
-                <w:szCs w:val="28"/>
-                <w:lang w:val="en-US" w:eastAsia="zh-CN" w:bidi="ar"/>
+                <w:rFonts w:hint="eastAsia" w:ascii="仿宋" w:hAnsi="仿宋" w:eastAsia="仿宋" w:cs="仿宋"/>
+                <w:b/>
+                <w:bCs/>
+                <w:sz w:val="28"/>
+                <w:szCs w:val="28"/>
+                <w:lang w:val="zh-CN" w:bidi="zh-CN"/>
               </w:rPr>
               <w:t>签字确认</w:t>
             </w:r>
@@ -1179,9 +1430,12 @@
           <w:tcPr>
             <w:tcW w:w="5908" w:type="dxa"/>
             <w:gridSpan w:val="5"/>
-          </w:tcPr>
-          <w:p>
-            <w:pPr>
+            <w:vAlign w:val="center"/>
+          </w:tcPr>
+          <w:p>
+            <w:pPr>
+              <w:widowControl/>
+              <w:contextualSpacing/>
               <w:jc w:val="center"/>
               <w:rPr>
                 <w:vertAlign w:val="baseline"/>
@@ -1195,8 +1449,6 @@
       <w:pPr>
         <w:jc w:val="both"/>
       </w:pPr>
-      <w:bookmarkStart w:id="0" w:name="_GoBack"/>
-      <w:bookmarkEnd w:id="0"/>
     </w:p>
     <w:sectPr>
       <w:footerReference r:id="rId3" w:type="default"/>
@@ -1214,7 +1466,7 @@
 <w:ftr xmlns:wpc="http://schemas.microsoft.com/office/word/2010/wordprocessingCanvas" xmlns:mc="http://schemas.openxmlformats.org/markup-compatibility/2006" xmlns:o="urn:schemas-microsoft-com:office:office" xmlns:r="http://schemas.openxmlformats.org/officeDocument/2006/relationships" xmlns:m="http://schemas.openxmlformats.org/officeDocument/2006/math" xmlns:v="urn:schemas-microsoft-com:vml" xmlns:wp14="http://schemas.microsoft.com/office/word/2010/wordprocessingDrawing" xmlns:wp="http://schemas.openxmlformats.org/drawingml/2006/wordprocessingDrawing" xmlns:w10="urn:schemas-microsoft-com:office:word" xmlns:w="http://schemas.openxmlformats.org/wordprocessingml/2006/main" xmlns:w14="http://schemas.microsoft.com/office/word/2010/wordml" xmlns:w15="http://schemas.microsoft.com/office/word/2012/wordml" xmlns:wpg="http://schemas.microsoft.com/office/word/2010/wordprocessingGroup" xmlns:wpi="http://schemas.microsoft.com/office/word/2010/wordprocessingInk" xmlns:wne="http://schemas.microsoft.com/office/word/2006/wordml" xmlns:wps="http://schemas.microsoft.com/office/word/2010/wordprocessingShape" xmlns:wpsCustomData="http://www.wps.cn/officeDocument/2013/wpsCustomData" mc:Ignorable="w14 w15 wp14">
   <w:p>
     <w:pPr>
-      <w:pStyle w:val="4"/>
+      <w:pStyle w:val="5"/>
     </w:pPr>
     <w:r>
       <w:rPr>
@@ -1252,22 +1504,6 @@
                       <a:ln w="6350">
                         <a:noFill/>
                       </a:ln>
-                      <a:extLst>
-                        <a:ext uri="{909E8E84-426E-40DD-AFC4-6F175D3DCCD1}">
-                          <a14:hiddenFill xmlns:a14="http://schemas.microsoft.com/office/drawing/2010/main">
-                            <a:solidFill>
-                              <a:schemeClr val="lt1"/>
-                            </a:solidFill>
-                          </a14:hiddenFill>
-                        </a:ext>
-                        <a:ext uri="{91240B29-F687-4F45-9708-019B960494DF}">
-                          <a14:hiddenLine xmlns:a14="http://schemas.microsoft.com/office/drawing/2010/main" w="6350">
-                            <a:solidFill>
-                              <a:prstClr val="black"/>
-                            </a:solidFill>
-                          </a14:hiddenLine>
-                        </a:ext>
-                      </a:extLst>
                     </wps:spPr>
                     <wps:style>
                       <a:lnRef idx="0">
@@ -1287,7 +1523,7 @@
                       <w:txbxContent>
                         <w:p>
                           <w:pPr>
-                            <w:pStyle w:val="4"/>
+                            <w:pStyle w:val="5"/>
                           </w:pPr>
                           <w:r>
                             <w:fldChar w:fldCharType="begin"/>
@@ -1318,7 +1554,7 @@
         </mc:Choice>
         <mc:Fallback>
           <w:pict>
-            <v:shape id="_x0000_s1026" o:spid="_x0000_s1026" o:spt="202" type="#_x0000_t202" style="position:absolute;left:0pt;margin-top:0pt;height:144pt;width:144pt;mso-position-horizontal:center;mso-position-horizontal-relative:margin;mso-wrap-style:none;z-index:251659264;mso-width-relative:page;mso-height-relative:page;" filled="f" stroked="f" coordsize="21600,21600" o:gfxdata="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">
+            <v:shape id="_x0000_s1026" o:spid="_x0000_s1026" o:spt="202" type="#_x0000_t202" style="position:absolute;left:0pt;margin-top:0pt;height:144pt;width:144pt;mso-position-horizontal:center;mso-position-horizontal-relative:margin;mso-wrap-style:none;z-index:251659264;mso-width-relative:page;mso-height-relative:page;" filled="f" stroked="f" coordsize="21600,21600" o:gfxdata="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">
               <v:fill on="f" focussize="0,0"/>
               <v:stroke on="f" weight="0.5pt"/>
               <v:imagedata o:title=""/>
@@ -1327,7 +1563,7 @@
                 <w:txbxContent>
                   <w:p>
                     <w:pPr>
-                      <w:pStyle w:val="4"/>
+                      <w:pStyle w:val="5"/>
                     </w:pPr>
                     <w:r>
                       <w:fldChar w:fldCharType="begin"/>
@@ -1369,7 +1605,7 @@
   <w:latentStyles w:count="260" w:defQFormat="0" w:defUnhideWhenUsed="1" w:defSemiHidden="1" w:defUIPriority="99" w:defLockedState="0">
     <w:lsdException w:qFormat="1" w:unhideWhenUsed="0" w:uiPriority="0" w:semiHidden="0" w:name="Normal"/>
     <w:lsdException w:qFormat="1" w:unhideWhenUsed="0" w:uiPriority="0" w:semiHidden="0" w:name="heading 1"/>
-    <w:lsdException w:qFormat="1" w:uiPriority="0" w:name="heading 2"/>
+    <w:lsdException w:qFormat="1" w:uiPriority="0" w:semiHidden="0" w:name="heading 2"/>
     <w:lsdException w:qFormat="1" w:uiPriority="0" w:name="heading 3"/>
     <w:lsdException w:qFormat="1" w:uiPriority="0" w:name="heading 4"/>
     <w:lsdException w:qFormat="1" w:uiPriority="0" w:name="heading 5"/>
@@ -1618,6 +1854,7 @@
   </w:latentStyles>
   <w:style w:type="paragraph" w:default="1" w:styleId="1">
     <w:name w:val="Normal"/>
+    <w:next w:val="2"/>
     <w:qFormat/>
     <w:uiPriority w:val="0"/>
     <w:rPr>
@@ -1625,12 +1862,31 @@
       <w:lang w:val="en-US" w:eastAsia="zh-CN" w:bidi="ar-SA"/>
     </w:rPr>
   </w:style>
-  <w:style w:type="character" w:default="1" w:styleId="2">
+  <w:style w:type="paragraph" w:styleId="2">
+    <w:name w:val="heading 2"/>
+    <w:basedOn w:val="1"/>
+    <w:next w:val="1"/>
+    <w:unhideWhenUsed/>
+    <w:qFormat/>
+    <w:uiPriority w:val="0"/>
+    <w:pPr>
+      <w:keepNext/>
+      <w:keepLines/>
+      <w:spacing w:before="260" w:after="260" w:line="413" w:lineRule="auto"/>
+      <w:outlineLvl w:val="1"/>
+    </w:pPr>
+    <w:rPr>
+      <w:rFonts w:ascii="Arial" w:hAnsi="Arial" w:eastAsia="黑体"/>
+      <w:b/>
+      <w:sz w:val="32"/>
+    </w:rPr>
+  </w:style>
+  <w:style w:type="character" w:default="1" w:styleId="3">
     <w:name w:val="Default Paragraph Font"/>
     <w:semiHidden/>
     <w:uiPriority w:val="0"/>
   </w:style>
-  <w:style w:type="table" w:default="1" w:styleId="3">
+  <w:style w:type="table" w:default="1" w:styleId="4">
     <w:name w:val="Normal Table"/>
     <w:semiHidden/>
     <w:uiPriority w:val="0"/>
@@ -1643,7 +1899,7 @@
       </w:tblCellMar>
     </w:tblPr>
   </w:style>
-  <w:style w:type="paragraph" w:styleId="4">
+  <w:style w:type="paragraph" w:styleId="5">
     <w:name w:val="footer"/>
     <w:basedOn w:val="1"/>
     <w:uiPriority w:val="0"/>
@@ -1660,7 +1916,7 @@
       <w:szCs w:val="18"/>
     </w:rPr>
   </w:style>
-  <w:style w:type="paragraph" w:styleId="5">
+  <w:style w:type="paragraph" w:styleId="6">
     <w:name w:val="header"/>
     <w:basedOn w:val="1"/>
     <w:uiPriority w:val="0"/>
@@ -1676,9 +1932,9 @@
       <w:szCs w:val="18"/>
     </w:rPr>
   </w:style>
-  <w:style w:type="table" w:styleId="6">
+  <w:style w:type="table" w:styleId="7">
     <w:name w:val="Table Grid"/>
-    <w:basedOn w:val="3"/>
+    <w:basedOn w:val="4"/>
     <w:uiPriority w:val="0"/>
     <w:pPr>
       <w:widowControl w:val="0"/>
